--- a/Programming_exercise_6/MariaGalante_ProgrammingExercise_6.docx
+++ b/Programming_exercise_6/MariaGalante_ProgrammingExercise_6.docx
@@ -34,7 +34,10 @@
       </w:r>
       <w:r>
         <w:br/>
-        <w:t># Program Description: This program uses regular expressions to validate phone numbers, social security numbers, and ZIP codes entered by the user. The program contains separate functions for each validation and displays whether the input is valid or invalid.</w:t>
+        <w:t># Program Description: This program uses regular expressions to validate phone numbers, social security numbers, and ZIP codes entered by the user. The program contains separate functions for each validation and displays whether the input is valid or invalid</w:t>
+      </w:r>
+      <w:r>
+        <w:t>.</w:t>
       </w:r>
       <w:r>
         <w:br/>
@@ -1179,6 +1182,7 @@
   <w:style w:type="character" w:default="1" w:styleId="DefaultParagraphFont">
     <w:name w:val="Default Paragraph Font"/>
     <w:uiPriority w:val="1"/>
+    <w:semiHidden/>
     <w:unhideWhenUsed/>
   </w:style>
   <w:style w:type="table" w:default="1" w:styleId="TableNormal">

--- a/Programming_exercise_6/MariaGalante_ProgrammingExercise_6.docx
+++ b/Programming_exercise_6/MariaGalante_ProgrammingExercise_6.docx
@@ -3,6 +3,12 @@
 <w:document xmlns:wpc="http://schemas.microsoft.com/office/word/2010/wordprocessingCanvas" xmlns:cx="http://schemas.microsoft.com/office/drawing/2014/chartex" xmlns:cx1="http://schemas.microsoft.com/office/drawing/2015/9/8/chartex" xmlns:cx2="http://schemas.microsoft.com/office/drawing/2015/10/21/chartex" xmlns:cx3="http://schemas.microsoft.com/office/drawing/2016/5/9/chartex" xmlns:cx4="http://schemas.microsoft.com/office/drawing/2016/5/10/chartex" xmlns:cx5="http://schemas.microsoft.com/office/drawing/2016/5/11/chartex" xmlns:cx6="http://schemas.microsoft.com/office/drawing/2016/5/12/chartex" xmlns:cx7="http://schemas.microsoft.com/office/drawing/2016/5/13/chartex" xmlns:cx8="http://schemas.microsoft.com/office/drawing/2016/5/14/chartex" xmlns:mc="http://schemas.openxmlformats.org/markup-compatibility/2006" xmlns:aink="http://schemas.microsoft.com/office/drawing/2016/ink" xmlns:am3d="http://schemas.microsoft.com/office/drawing/2017/model3d" xmlns:o="urn:schemas-microsoft-com:office:office" xmlns:oel="http://schemas.microsoft.com/office/2019/extlst" xmlns:r="http://schemas.openxmlformats.org/officeDocument/2006/relationships" xmlns:m="http://schemas.openxmlformats.org/officeDocument/2006/math" xmlns:v="urn:schemas-microsoft-com:vml" xmlns:wp14="http://schemas.microsoft.com/office/word/2010/wordprocessingDrawing" xmlns:wp="http://schemas.openxmlformats.org/drawingml/2006/wordprocessingDrawing" xmlns:w10="urn:schemas-microsoft-com:office:word" xmlns:w="http://schemas.openxmlformats.org/wordprocessingml/2006/main" xmlns:w14="http://schemas.microsoft.com/office/word/2010/wordml" xmlns:w15="http://schemas.microsoft.com/office/word/2012/wordml" xmlns:w16cex="http://schemas.microsoft.com/office/word/2018/wordml/cex" xmlns:w16cid="http://schemas.microsoft.com/office/word/2016/wordml/cid" xmlns:w16="http://schemas.microsoft.com/office/word/2018/wordml" xmlns:w16du="http://schemas.microsoft.com/office/word/2023/wordml/word16du" xmlns:w16sdtdh="http://schemas.microsoft.com/office/word/2020/wordml/sdtdatahash" xmlns:w16sdtfl="http://schemas.microsoft.com/office/word/2024/wordml/sdtformatlock" xmlns:w16se="http://schemas.microsoft.com/office/word/2015/wordml/symex" xmlns:wpg="http://schemas.microsoft.com/office/word/2010/wordprocessingGroup" xmlns:wpi="http://schemas.microsoft.com/office/word/2010/wordprocessingInk" xmlns:wne="http://schemas.microsoft.com/office/word/2006/wordml" xmlns:wps="http://schemas.microsoft.com/office/word/2010/wordprocessingShape" mc:Ignorable="w14 w15 w16se w16cid w16 w16cex w16sdtdh w16sdtfl w16du wp14">
   <w:body>
     <w:p>
+      <w:pPr>
+        <w:rPr>
+          <w:b/>
+          <w:bCs/>
+        </w:rPr>
+      </w:pPr>
       <w:r>
         <w:rPr>
           <w:b/>
@@ -52,6 +58,8 @@
         </w:rPr>
         <w:t>## Function: main</w:t>
       </w:r>
+    </w:p>
+    <w:p>
       <w:r>
         <w:br/>
         <w:t>Description:</w:t>
@@ -84,15 +92,36 @@
       </w:r>
       <w:r>
         <w:br/>
-        <w:t>phone_number (str) - phone number entered by the user</w:t>
-      </w:r>
-      <w:r>
-        <w:br/>
-        <w:t>ssn (str) - social security number entered by the user</w:t>
-      </w:r>
-      <w:r>
-        <w:br/>
-        <w:t>zip_code (str) - ZIP code entered by the user</w:t>
+      </w:r>
+      <w:proofErr w:type="spellStart"/>
+      <w:r>
+        <w:t>phone_number</w:t>
+      </w:r>
+      <w:proofErr w:type="spellEnd"/>
+      <w:r>
+        <w:t xml:space="preserve"> (str) - phone number entered by the user</w:t>
+      </w:r>
+      <w:r>
+        <w:br/>
+      </w:r>
+      <w:proofErr w:type="spellStart"/>
+      <w:r>
+        <w:t>ssn</w:t>
+      </w:r>
+      <w:proofErr w:type="spellEnd"/>
+      <w:r>
+        <w:t xml:space="preserve"> (str) - social security number entered by the user</w:t>
+      </w:r>
+      <w:r>
+        <w:br/>
+      </w:r>
+      <w:proofErr w:type="spellStart"/>
+      <w:r>
+        <w:t>zip_code</w:t>
+      </w:r>
+      <w:proofErr w:type="spellEnd"/>
+      <w:r>
+        <w:t xml:space="preserve"> (str) - ZIP code entered by the user</w:t>
       </w:r>
       <w:r>
         <w:br/>
@@ -103,27 +132,48 @@
       </w:r>
       <w:r>
         <w:br/>
-        <w:t>1. Run test examples.</w:t>
-      </w:r>
-      <w:r>
-        <w:br/>
-        <w:t>2. Ask the user to enter a phone number.</w:t>
-      </w:r>
-      <w:r>
-        <w:br/>
-        <w:t>3. Ask the user to enter a social security number.</w:t>
-      </w:r>
-      <w:r>
-        <w:br/>
-        <w:t>4. Ask the user to enter a ZIP code.</w:t>
-      </w:r>
-      <w:r>
-        <w:br/>
-        <w:t>5. Validate each input.</w:t>
-      </w:r>
-      <w:r>
-        <w:br/>
-        <w:t>6. Display whether each input is valid or invalid.</w:t>
+      </w:r>
+      <w:r>
+        <w:t>1</w:t>
+      </w:r>
+      <w:r>
+        <w:t>. Ask the user to enter a phone number.</w:t>
+      </w:r>
+      <w:r>
+        <w:br/>
+      </w:r>
+      <w:r>
+        <w:t>2</w:t>
+      </w:r>
+      <w:r>
+        <w:t>. Ask the user to enter a social security number.</w:t>
+      </w:r>
+      <w:r>
+        <w:br/>
+      </w:r>
+      <w:r>
+        <w:t>3</w:t>
+      </w:r>
+      <w:r>
+        <w:t>. Ask the user to enter a ZIP code.</w:t>
+      </w:r>
+      <w:r>
+        <w:br/>
+      </w:r>
+      <w:r>
+        <w:t>4</w:t>
+      </w:r>
+      <w:r>
+        <w:t>. Validate each input.</w:t>
+      </w:r>
+      <w:r>
+        <w:br/>
+      </w:r>
+      <w:r>
+        <w:t>5</w:t>
+      </w:r>
+      <w:r>
+        <w:t>. Display whether each input is valid or invalid.</w:t>
       </w:r>
       <w:r>
         <w:br/>
@@ -143,87 +193,14 @@
     <w:p/>
     <w:p/>
     <w:p/>
+    <w:p/>
     <w:p>
-      <w:r>
-        <w:lastRenderedPageBreak/>
-        <w:br/>
-      </w:r>
-      <w:r>
+      <w:pPr>
         <w:rPr>
           <w:b/>
           <w:bCs/>
         </w:rPr>
-        <w:t>## Function: validate_phone</w:t>
-      </w:r>
-      <w:r>
-        <w:br/>
-        <w:t>This function checks if the phone number is in the format ###-###-####.</w:t>
-      </w:r>
-      <w:r>
-        <w:br/>
-      </w:r>
-      <w:r>
-        <w:br/>
-        <w:t>Parameters:</w:t>
-      </w:r>
-      <w:r>
-        <w:br/>
-        <w:t>phone_number (str) - phone number entered by the user</w:t>
-      </w:r>
-      <w:r>
-        <w:br/>
-      </w:r>
-      <w:r>
-        <w:br/>
-        <w:t>Variables:</w:t>
-      </w:r>
-      <w:r>
-        <w:br/>
-        <w:t>pattern (str) - regular expression pattern for a phone number</w:t>
-      </w:r>
-      <w:r>
-        <w:br/>
-      </w:r>
-      <w:r>
-        <w:br/>
-        <w:t>Steps:</w:t>
-      </w:r>
-      <w:r>
-        <w:br/>
-        <w:t>1. Create the phone number regex pattern.</w:t>
-      </w:r>
-      <w:r>
-        <w:br/>
-        <w:t xml:space="preserve">2. Use </w:t>
-      </w:r>
-      <w:proofErr w:type="gramStart"/>
-      <w:r>
-        <w:t>re.fullmatch</w:t>
-      </w:r>
-      <w:proofErr w:type="gramEnd"/>
-      <w:r>
-        <w:t>() to check the entire input.</w:t>
-      </w:r>
-      <w:r>
-        <w:br/>
-        <w:t>3. Return True if valid, otherwise return False.</w:t>
-      </w:r>
-      <w:r>
-        <w:br/>
-      </w:r>
-      <w:r>
-        <w:br/>
-        <w:t>Returns:</w:t>
-      </w:r>
-      <w:r>
-        <w:br/>
-        <w:t>True if valid, False if invalid.</w:t>
-      </w:r>
-    </w:p>
-    <w:p>
-      <w:r>
-        <w:br/>
-      </w:r>
+      </w:pPr>
       <w:r>
         <w:br/>
       </w:r>
@@ -232,88 +209,239 @@
           <w:b/>
           <w:bCs/>
         </w:rPr>
-        <w:t>## Function: validate_ssn</w:t>
-      </w:r>
-      <w:r>
-        <w:br/>
-        <w:t>This function checks if a social security number is valid.</w:t>
-      </w:r>
-      <w:r>
-        <w:br/>
-        <w:t>The correct format is ###-##-####.</w:t>
-      </w:r>
-      <w:r>
-        <w:br/>
-        <w:t>Parameters:</w:t>
-      </w:r>
-      <w:r>
-        <w:br/>
-        <w:t>ssn (str) - social security number entered by the user</w:t>
-      </w:r>
-      <w:r>
-        <w:br/>
-      </w:r>
-      <w:r>
-        <w:br/>
-        <w:t>Variables:</w:t>
-      </w:r>
-      <w:r>
-        <w:br/>
-        <w:t>pattern (str) - regular expression pattern for a social security number</w:t>
-      </w:r>
-      <w:r>
-        <w:br/>
-      </w:r>
-      <w:r>
-        <w:br/>
-        <w:t>Steps:</w:t>
-      </w:r>
-      <w:r>
-        <w:br/>
-        <w:t>1. Create the SSN regex pattern.</w:t>
-      </w:r>
-      <w:r>
-        <w:br/>
-        <w:t xml:space="preserve">2. Use </w:t>
-      </w:r>
-      <w:proofErr w:type="gramStart"/>
-      <w:r>
-        <w:t>re.fullmatch</w:t>
-      </w:r>
-      <w:proofErr w:type="gramEnd"/>
-      <w:r>
-        <w:t>() to check the entire input.</w:t>
-      </w:r>
-      <w:r>
-        <w:br/>
-        <w:t>3. Return True if valid, otherwise return False.</w:t>
-      </w:r>
-      <w:r>
-        <w:br/>
-      </w:r>
-      <w:r>
-        <w:br/>
-        <w:t>Returns:</w:t>
-      </w:r>
-      <w:r>
-        <w:br/>
-        <w:t>True if valid, False if invalid.</w:t>
-      </w:r>
-    </w:p>
-    <w:p>
-      <w:r>
-        <w:br/>
-      </w:r>
-      <w:r>
-        <w:br/>
-      </w:r>
+        <w:t xml:space="preserve">## Function: </w:t>
+      </w:r>
+      <w:proofErr w:type="spellStart"/>
       <w:r>
         <w:rPr>
           <w:b/>
           <w:bCs/>
         </w:rPr>
+        <w:t>validate_phone</w:t>
+      </w:r>
+      <w:proofErr w:type="spellEnd"/>
+    </w:p>
+    <w:p>
+      <w:r>
+        <w:t>Description</w:t>
+      </w:r>
+      <w:r>
+        <w:t>:</w:t>
+      </w:r>
+      <w:r>
+        <w:br/>
+        <w:t>This function checks if the phone number is in the format ###-###-####.</w:t>
+      </w:r>
+      <w:r>
+        <w:br/>
+      </w:r>
+      <w:r>
+        <w:br/>
+        <w:t>Parameters:</w:t>
+      </w:r>
+      <w:r>
+        <w:br/>
+      </w:r>
+      <w:proofErr w:type="spellStart"/>
+      <w:r>
+        <w:t>phone_number</w:t>
+      </w:r>
+      <w:proofErr w:type="spellEnd"/>
+      <w:r>
+        <w:t xml:space="preserve"> (str) - phone number entered by the user</w:t>
+      </w:r>
+      <w:r>
+        <w:br/>
+      </w:r>
+      <w:r>
+        <w:br/>
+        <w:t>Variables:</w:t>
+      </w:r>
+      <w:r>
+        <w:br/>
+        <w:t>pattern (str) - regular expression pattern for a phone number</w:t>
+      </w:r>
+      <w:r>
+        <w:br/>
+      </w:r>
+      <w:r>
+        <w:br/>
+        <w:t>Steps:</w:t>
+      </w:r>
+      <w:r>
+        <w:br/>
+        <w:t>1. Create the phone number regex pattern.</w:t>
+      </w:r>
+      <w:r>
+        <w:br/>
+        <w:t xml:space="preserve">2. Use </w:t>
+      </w:r>
+      <w:proofErr w:type="spellStart"/>
+      <w:r>
+        <w:t>re.fullmatch</w:t>
+      </w:r>
+      <w:proofErr w:type="spellEnd"/>
+      <w:r>
+        <w:t>() to check the entire input.</w:t>
+      </w:r>
+      <w:r>
+        <w:br/>
+        <w:t>3. Return True if valid, otherwise return False.</w:t>
+      </w:r>
+      <w:r>
+        <w:br/>
+      </w:r>
+      <w:r>
+        <w:br/>
+        <w:t>Returns:</w:t>
+      </w:r>
+      <w:r>
+        <w:br/>
+        <w:t>True if valid, False if invalid.</w:t>
+      </w:r>
+    </w:p>
+    <w:p/>
+    <w:p/>
+    <w:p>
+      <w:pPr>
+        <w:rPr>
+          <w:b/>
+          <w:bCs/>
+        </w:rPr>
+      </w:pPr>
+      <w:r>
+        <w:br/>
+      </w:r>
+      <w:r>
+        <w:rPr>
+          <w:b/>
+          <w:bCs/>
+        </w:rPr>
+        <w:t xml:space="preserve">## Function: </w:t>
+      </w:r>
+      <w:proofErr w:type="spellStart"/>
+      <w:r>
+        <w:rPr>
+          <w:b/>
+          <w:bCs/>
+        </w:rPr>
+        <w:t>validate_ssn</w:t>
+      </w:r>
+      <w:proofErr w:type="spellEnd"/>
+    </w:p>
+    <w:p>
+      <w:r>
+        <w:t>Description:</w:t>
+      </w:r>
+      <w:r>
+        <w:br/>
+        <w:t>This function checks if a social security number is valid.</w:t>
+      </w:r>
+      <w:r>
+        <w:br/>
+        <w:t>The correct format is ###-##-####.</w:t>
+      </w:r>
+      <w:r>
+        <w:br/>
+        <w:t>Parameters:</w:t>
+      </w:r>
+      <w:r>
+        <w:br/>
+      </w:r>
+      <w:proofErr w:type="spellStart"/>
+      <w:r>
+        <w:t>ssn</w:t>
+      </w:r>
+      <w:proofErr w:type="spellEnd"/>
+      <w:r>
+        <w:t xml:space="preserve"> (str) - social security number entered by the user</w:t>
+      </w:r>
+      <w:r>
+        <w:br/>
+      </w:r>
+      <w:r>
+        <w:br/>
+        <w:t>Variables:</w:t>
+      </w:r>
+      <w:r>
+        <w:br/>
+        <w:t>pattern (str) - regular expression pattern for a social security number</w:t>
+      </w:r>
+      <w:r>
+        <w:br/>
+      </w:r>
+      <w:r>
+        <w:br/>
+        <w:t>Steps:</w:t>
+      </w:r>
+      <w:r>
+        <w:br/>
+        <w:t>1. Create the SSN regex pattern.</w:t>
+      </w:r>
+      <w:r>
+        <w:br/>
+        <w:t xml:space="preserve">2. Use </w:t>
+      </w:r>
+      <w:proofErr w:type="spellStart"/>
+      <w:r>
+        <w:t>re.fullmatch</w:t>
+      </w:r>
+      <w:proofErr w:type="spellEnd"/>
+      <w:r>
+        <w:t>() to check the entire input.</w:t>
+      </w:r>
+      <w:r>
+        <w:br/>
+      </w:r>
+      <w:r>
         <w:lastRenderedPageBreak/>
-        <w:t>## Function: validate_zip</w:t>
+        <w:t>3. Return True if valid, otherwise return False.</w:t>
+      </w:r>
+      <w:r>
+        <w:br/>
+      </w:r>
+      <w:r>
+        <w:br/>
+        <w:t>Returns:</w:t>
+      </w:r>
+      <w:r>
+        <w:br/>
+        <w:t>True if valid, False if invalid.</w:t>
+      </w:r>
+    </w:p>
+    <w:p>
+      <w:pPr>
+        <w:rPr>
+          <w:b/>
+          <w:bCs/>
+        </w:rPr>
+      </w:pPr>
+      <w:r>
+        <w:br/>
+      </w:r>
+      <w:r>
+        <w:br/>
+      </w:r>
+      <w:r>
+        <w:rPr>
+          <w:b/>
+          <w:bCs/>
+        </w:rPr>
+        <w:t xml:space="preserve">## Function: </w:t>
+      </w:r>
+      <w:proofErr w:type="spellStart"/>
+      <w:r>
+        <w:rPr>
+          <w:b/>
+          <w:bCs/>
+        </w:rPr>
+        <w:t>validate_zip</w:t>
+      </w:r>
+      <w:proofErr w:type="spellEnd"/>
+    </w:p>
+    <w:p>
+      <w:r>
+        <w:t>Description:</w:t>
       </w:r>
       <w:r>
         <w:br/>
@@ -339,7 +467,14 @@
       </w:r>
       <w:r>
         <w:br/>
-        <w:t>zip_code (str) - ZIP code entered by the user</w:t>
+      </w:r>
+      <w:proofErr w:type="spellStart"/>
+      <w:r>
+        <w:t>zip_code</w:t>
+      </w:r>
+      <w:proofErr w:type="spellEnd"/>
+      <w:r>
+        <w:t xml:space="preserve"> (str) - ZIP code entered by the user</w:t>
       </w:r>
       <w:r>
         <w:br/>
@@ -367,11 +502,11 @@
         <w:br/>
         <w:t xml:space="preserve">2. Use </w:t>
       </w:r>
-      <w:proofErr w:type="gramStart"/>
+      <w:proofErr w:type="spellStart"/>
       <w:r>
         <w:t>re.fullmatch</w:t>
       </w:r>
-      <w:proofErr w:type="gramEnd"/>
+      <w:proofErr w:type="spellEnd"/>
       <w:r>
         <w:t>() to check the entire input.</w:t>
       </w:r>
@@ -390,11 +525,23 @@
         <w:br/>
         <w:t>True if valid, False if invalid.</w:t>
       </w:r>
-      <w:r>
-        <w:br/>
-      </w:r>
-      <w:r>
-        <w:br/>
+    </w:p>
+    <w:p/>
+    <w:p/>
+    <w:p/>
+    <w:p/>
+    <w:p/>
+    <w:p>
+      <w:r>
+        <w:br/>
+      </w:r>
+      <w:r>
+        <w:br/>
+      </w:r>
+    </w:p>
+    <w:p>
+      <w:r>
+        <w:lastRenderedPageBreak/>
         <w:t xml:space="preserve"># Link to </w:t>
       </w:r>
       <w:r>
@@ -469,7 +616,6 @@
     <w:p/>
     <w:p>
       <w:r>
-        <w:lastRenderedPageBreak/>
         <w:t>Screenshot of valid input:</w:t>
       </w:r>
     </w:p>
@@ -526,6 +672,7 @@
         <w:rPr>
           <w:noProof/>
         </w:rPr>
+        <w:lastRenderedPageBreak/>
         <w:drawing>
           <wp:inline distT="0" distB="0" distL="0" distR="0" wp14:anchorId="2B544AA0" wp14:editId="130ECCAC">
             <wp:extent cx="5943600" cy="2815590"/>
